--- a/paper_submission/revision4/Supplementary_Methods_v1.docx
+++ b/paper_submission/revision4/Supplementary_Methods_v1.docx
@@ -32,6 +32,7 @@
     <w:p/>
     <w:p>
       <w:pPr>
+        <w:keepNext/>
         <w:spacing w:before="240" w:after="80"/>
       </w:pPr>
       <w:r>
@@ -495,6 +496,7 @@
     <w:p/>
     <w:p>
       <w:pPr>
+        <w:keepNext/>
         <w:spacing w:before="240" w:after="80"/>
       </w:pPr>
       <w:r>
@@ -758,6 +760,7 @@
     <w:p/>
     <w:p>
       <w:pPr>
+        <w:keepNext/>
         <w:spacing w:before="240" w:after="80"/>
       </w:pPr>
       <w:r>
@@ -957,6 +960,7 @@
     <w:p/>
     <w:p>
       <w:pPr>
+        <w:keepNext/>
         <w:spacing w:before="240" w:after="80"/>
       </w:pPr>
       <w:r>
@@ -984,6 +988,7 @@
     </w:p>
     <w:p>
       <w:pPr>
+        <w:keepNext/>
         <w:spacing w:before="240" w:after="80"/>
       </w:pPr>
       <w:r>
@@ -1024,6 +1029,7 @@
     </w:p>
     <w:p>
       <w:pPr>
+        <w:keepNext/>
         <w:spacing w:before="240" w:after="80"/>
       </w:pPr>
       <w:r>
@@ -1049,6 +1055,896 @@
         <w:t>학습과 평가는 Keras/TensorFlow 기반으로 수행하였고, 임베딩 시각화(t-SNE)는 perplexity 30, 2차원, 시드 42 설정을 사용하였다. 혼동행렬과 그림 2의 수치는 테스트 세트 268장의 케이스별 점수 파일(cosine_probe_result/raw_cosprobe_effnet_supcon.csv)에서 직접 재계산되며, 본 부록에 기재한 실행 설정과 함께 제공된다. 원 학습 노트북과 평가 스크립트는 요청 시 제공한다.</w:t>
       </w:r>
     </w:p>
+    <w:p>
+      <w:pPr>
+        <w:keepNext/>
+        <w:spacing w:before="240" w:after="80"/>
+      </w:pPr>
+      <w:r>
+        <w:rPr>
+          <w:rFonts w:ascii="Malgun Gothic" w:hAnsi="Malgun Gothic"/>
+          <w:b/>
+          <w:color w:val="0000DC"/>
+          <w:sz w:val="24"/>
+        </w:rPr>
+        <w:t>S7. 보조 분석: SupCon 전후 코사인 유사도 점수의 십분위 변화</w:t>
+      </w:r>
+    </w:p>
+    <w:p>
+      <w:pPr>
+        <w:spacing w:after="120"/>
+      </w:pPr>
+      <w:r>
+        <w:rPr>
+          <w:rFonts w:ascii="Malgun Gothic" w:hAnsi="Malgun Gothic"/>
+          <w:color w:val="141414"/>
+          <w:sz w:val="19"/>
+        </w:rPr>
+        <w:t>본문 3.5절의 분포 변화를 십분위로 세분한 결과이다. 실제 HCC 영상 417장을 CE 단독 모델의 코사인 유사도 점수로 정렬해 십분위로 나누고, 동일 영상의 CE+SupCon 점수를 대응시켰다. 상승 폭은 1분위 +0.441에서 10분위 +0.024로 단조 감소하였다. 점수 구간별 빈도는 0.5 미만이 43장(10.3%)에서 17장(4.1%), 0.6 미만 57장에서 21장, 0.7 미만 80장(19.2%)에서 34장(8.2%), 0.8 미만 133장(31.9%)에서 49장(11.8%)으로 감소하였다. 확률 0.50에서 오분류된 HCC 6장의 코사인 유사도 점수는 0.26–0.55(전체 HCC의 하위 0–4백분위)였고, 테스트 세트에서 HCC의 최저값은 0.258, 혈관종의 최고값은 0.032로 두 분포는 겹치지 않았다. 한편 Δscore가 음수인 증례(임베딩상 혈관종 쪽으로 기운 HCC)는 16장에서 20장으로 늘어, 저점수 증례의 상승이 두 프로토타입 사이의 상대적 위치 개선을 뜻하지는 않았다. 십분위별 값은 표 S4와 같다.</w:t>
+      </w:r>
+    </w:p>
+    <w:tbl>
+      <w:tblPr>
+        <w:tblStyle w:val="TableGrid"/>
+        <w:tblW w:type="auto" w:w="0"/>
+        <w:tblLook w:firstColumn="1" w:firstRow="1" w:lastColumn="0" w:lastRow="0" w:noHBand="0" w:noVBand="1" w:val="04A0"/>
+      </w:tblPr>
+      <w:tblGrid>
+        <w:gridCol w:w="1872"/>
+        <w:gridCol w:w="1872"/>
+        <w:gridCol w:w="1872"/>
+        <w:gridCol w:w="1872"/>
+        <w:gridCol w:w="1872"/>
+      </w:tblGrid>
+      <w:tr>
+        <w:tc>
+          <w:tcPr>
+            <w:tcW w:type="dxa" w:w="1872"/>
+          </w:tcPr>
+          <w:p>
+            <w:r>
+              <w:rPr>
+                <w:rFonts w:ascii="Malgun Gothic" w:hAnsi="Malgun Gothic"/>
+                <w:b/>
+                <w:sz w:val="17"/>
+              </w:rPr>
+              <w:t>사전 점수 십분위</w:t>
+            </w:r>
+          </w:p>
+        </w:tc>
+        <w:tc>
+          <w:tcPr>
+            <w:tcW w:type="dxa" w:w="1872"/>
+          </w:tcPr>
+          <w:p>
+            <w:r>
+              <w:rPr>
+                <w:rFonts w:ascii="Malgun Gothic" w:hAnsi="Malgun Gothic"/>
+                <w:b/>
+                <w:sz w:val="17"/>
+              </w:rPr>
+              <w:t>영상 수</w:t>
+            </w:r>
+          </w:p>
+        </w:tc>
+        <w:tc>
+          <w:tcPr>
+            <w:tcW w:type="dxa" w:w="1872"/>
+          </w:tcPr>
+          <w:p>
+            <w:r>
+              <w:rPr>
+                <w:rFonts w:ascii="Malgun Gothic" w:hAnsi="Malgun Gothic"/>
+                <w:b/>
+                <w:sz w:val="17"/>
+              </w:rPr>
+              <w:t>사전 평균</w:t>
+            </w:r>
+          </w:p>
+        </w:tc>
+        <w:tc>
+          <w:tcPr>
+            <w:tcW w:type="dxa" w:w="1872"/>
+          </w:tcPr>
+          <w:p>
+            <w:r>
+              <w:rPr>
+                <w:rFonts w:ascii="Malgun Gothic" w:hAnsi="Malgun Gothic"/>
+                <w:b/>
+                <w:sz w:val="17"/>
+              </w:rPr>
+              <w:t>사후 평균</w:t>
+            </w:r>
+          </w:p>
+        </w:tc>
+        <w:tc>
+          <w:tcPr>
+            <w:tcW w:type="dxa" w:w="1872"/>
+          </w:tcPr>
+          <w:p>
+            <w:r>
+              <w:rPr>
+                <w:rFonts w:ascii="Malgun Gothic" w:hAnsi="Malgun Gothic"/>
+                <w:b/>
+                <w:sz w:val="17"/>
+              </w:rPr>
+              <w:t>평균 변화량</w:t>
+            </w:r>
+          </w:p>
+        </w:tc>
+      </w:tr>
+      <w:tr>
+        <w:tc>
+          <w:tcPr>
+            <w:tcW w:type="dxa" w:w="1872"/>
+          </w:tcPr>
+          <w:p>
+            <w:r>
+              <w:rPr>
+                <w:rFonts w:ascii="Malgun Gothic" w:hAnsi="Malgun Gothic"/>
+                <w:b w:val="0"/>
+                <w:sz w:val="17"/>
+              </w:rPr>
+              <w:t>1 (최저)</w:t>
+            </w:r>
+          </w:p>
+        </w:tc>
+        <w:tc>
+          <w:tcPr>
+            <w:tcW w:type="dxa" w:w="1872"/>
+          </w:tcPr>
+          <w:p>
+            <w:r>
+              <w:rPr>
+                <w:rFonts w:ascii="Malgun Gothic" w:hAnsi="Malgun Gothic"/>
+                <w:b w:val="0"/>
+                <w:sz w:val="17"/>
+              </w:rPr>
+              <w:t>41</w:t>
+            </w:r>
+          </w:p>
+        </w:tc>
+        <w:tc>
+          <w:tcPr>
+            <w:tcW w:type="dxa" w:w="1872"/>
+          </w:tcPr>
+          <w:p>
+            <w:r>
+              <w:rPr>
+                <w:rFonts w:ascii="Malgun Gothic" w:hAnsi="Malgun Gothic"/>
+                <w:b w:val="0"/>
+                <w:sz w:val="17"/>
+              </w:rPr>
+              <w:t>0.125</w:t>
+            </w:r>
+          </w:p>
+        </w:tc>
+        <w:tc>
+          <w:tcPr>
+            <w:tcW w:type="dxa" w:w="1872"/>
+          </w:tcPr>
+          <w:p>
+            <w:r>
+              <w:rPr>
+                <w:rFonts w:ascii="Malgun Gothic" w:hAnsi="Malgun Gothic"/>
+                <w:b w:val="0"/>
+                <w:sz w:val="17"/>
+              </w:rPr>
+              <w:t>0.566</w:t>
+            </w:r>
+          </w:p>
+        </w:tc>
+        <w:tc>
+          <w:tcPr>
+            <w:tcW w:type="dxa" w:w="1872"/>
+          </w:tcPr>
+          <w:p>
+            <w:r>
+              <w:rPr>
+                <w:rFonts w:ascii="Malgun Gothic" w:hAnsi="Malgun Gothic"/>
+                <w:b w:val="0"/>
+                <w:sz w:val="17"/>
+              </w:rPr>
+              <w:t>+0.441</w:t>
+            </w:r>
+          </w:p>
+        </w:tc>
+      </w:tr>
+      <w:tr>
+        <w:tc>
+          <w:tcPr>
+            <w:tcW w:type="dxa" w:w="1872"/>
+          </w:tcPr>
+          <w:p>
+            <w:r>
+              <w:rPr>
+                <w:rFonts w:ascii="Malgun Gothic" w:hAnsi="Malgun Gothic"/>
+                <w:b w:val="0"/>
+                <w:sz w:val="17"/>
+              </w:rPr>
+              <w:t>2</w:t>
+            </w:r>
+          </w:p>
+        </w:tc>
+        <w:tc>
+          <w:tcPr>
+            <w:tcW w:type="dxa" w:w="1872"/>
+          </w:tcPr>
+          <w:p>
+            <w:r>
+              <w:rPr>
+                <w:rFonts w:ascii="Malgun Gothic" w:hAnsi="Malgun Gothic"/>
+                <w:b w:val="0"/>
+                <w:sz w:val="17"/>
+              </w:rPr>
+              <w:t>41</w:t>
+            </w:r>
+          </w:p>
+        </w:tc>
+        <w:tc>
+          <w:tcPr>
+            <w:tcW w:type="dxa" w:w="1872"/>
+          </w:tcPr>
+          <w:p>
+            <w:r>
+              <w:rPr>
+                <w:rFonts w:ascii="Malgun Gothic" w:hAnsi="Malgun Gothic"/>
+                <w:b w:val="0"/>
+                <w:sz w:val="17"/>
+              </w:rPr>
+              <w:t>0.620</w:t>
+            </w:r>
+          </w:p>
+        </w:tc>
+        <w:tc>
+          <w:tcPr>
+            <w:tcW w:type="dxa" w:w="1872"/>
+          </w:tcPr>
+          <w:p>
+            <w:r>
+              <w:rPr>
+                <w:rFonts w:ascii="Malgun Gothic" w:hAnsi="Malgun Gothic"/>
+                <w:b w:val="0"/>
+                <w:sz w:val="17"/>
+              </w:rPr>
+              <w:t>0.868</w:t>
+            </w:r>
+          </w:p>
+        </w:tc>
+        <w:tc>
+          <w:tcPr>
+            <w:tcW w:type="dxa" w:w="1872"/>
+          </w:tcPr>
+          <w:p>
+            <w:r>
+              <w:rPr>
+                <w:rFonts w:ascii="Malgun Gothic" w:hAnsi="Malgun Gothic"/>
+                <w:b w:val="0"/>
+                <w:sz w:val="17"/>
+              </w:rPr>
+              <w:t>+0.248</w:t>
+            </w:r>
+          </w:p>
+        </w:tc>
+      </w:tr>
+      <w:tr>
+        <w:tc>
+          <w:tcPr>
+            <w:tcW w:type="dxa" w:w="1872"/>
+          </w:tcPr>
+          <w:p>
+            <w:r>
+              <w:rPr>
+                <w:rFonts w:ascii="Malgun Gothic" w:hAnsi="Malgun Gothic"/>
+                <w:b w:val="0"/>
+                <w:sz w:val="17"/>
+              </w:rPr>
+              <w:t>3</w:t>
+            </w:r>
+          </w:p>
+        </w:tc>
+        <w:tc>
+          <w:tcPr>
+            <w:tcW w:type="dxa" w:w="1872"/>
+          </w:tcPr>
+          <w:p>
+            <w:r>
+              <w:rPr>
+                <w:rFonts w:ascii="Malgun Gothic" w:hAnsi="Malgun Gothic"/>
+                <w:b w:val="0"/>
+                <w:sz w:val="17"/>
+              </w:rPr>
+              <w:t>41</w:t>
+            </w:r>
+          </w:p>
+        </w:tc>
+        <w:tc>
+          <w:tcPr>
+            <w:tcW w:type="dxa" w:w="1872"/>
+          </w:tcPr>
+          <w:p>
+            <w:r>
+              <w:rPr>
+                <w:rFonts w:ascii="Malgun Gothic" w:hAnsi="Malgun Gothic"/>
+                <w:b w:val="0"/>
+                <w:sz w:val="17"/>
+              </w:rPr>
+              <w:t>0.744</w:t>
+            </w:r>
+          </w:p>
+        </w:tc>
+        <w:tc>
+          <w:tcPr>
+            <w:tcW w:type="dxa" w:w="1872"/>
+          </w:tcPr>
+          <w:p>
+            <w:r>
+              <w:rPr>
+                <w:rFonts w:ascii="Malgun Gothic" w:hAnsi="Malgun Gothic"/>
+                <w:b w:val="0"/>
+                <w:sz w:val="17"/>
+              </w:rPr>
+              <w:t>0.899</w:t>
+            </w:r>
+          </w:p>
+        </w:tc>
+        <w:tc>
+          <w:tcPr>
+            <w:tcW w:type="dxa" w:w="1872"/>
+          </w:tcPr>
+          <w:p>
+            <w:r>
+              <w:rPr>
+                <w:rFonts w:ascii="Malgun Gothic" w:hAnsi="Malgun Gothic"/>
+                <w:b w:val="0"/>
+                <w:sz w:val="17"/>
+              </w:rPr>
+              <w:t>+0.155</w:t>
+            </w:r>
+          </w:p>
+        </w:tc>
+      </w:tr>
+      <w:tr>
+        <w:tc>
+          <w:tcPr>
+            <w:tcW w:type="dxa" w:w="1872"/>
+          </w:tcPr>
+          <w:p>
+            <w:r>
+              <w:rPr>
+                <w:rFonts w:ascii="Malgun Gothic" w:hAnsi="Malgun Gothic"/>
+                <w:b w:val="0"/>
+                <w:sz w:val="17"/>
+              </w:rPr>
+              <w:t>4</w:t>
+            </w:r>
+          </w:p>
+        </w:tc>
+        <w:tc>
+          <w:tcPr>
+            <w:tcW w:type="dxa" w:w="1872"/>
+          </w:tcPr>
+          <w:p>
+            <w:r>
+              <w:rPr>
+                <w:rFonts w:ascii="Malgun Gothic" w:hAnsi="Malgun Gothic"/>
+                <w:b w:val="0"/>
+                <w:sz w:val="17"/>
+              </w:rPr>
+              <w:t>41</w:t>
+            </w:r>
+          </w:p>
+        </w:tc>
+        <w:tc>
+          <w:tcPr>
+            <w:tcW w:type="dxa" w:w="1872"/>
+          </w:tcPr>
+          <w:p>
+            <w:r>
+              <w:rPr>
+                <w:rFonts w:ascii="Malgun Gothic" w:hAnsi="Malgun Gothic"/>
+                <w:b w:val="0"/>
+                <w:sz w:val="17"/>
+              </w:rPr>
+              <w:t>0.815</w:t>
+            </w:r>
+          </w:p>
+        </w:tc>
+        <w:tc>
+          <w:tcPr>
+            <w:tcW w:type="dxa" w:w="1872"/>
+          </w:tcPr>
+          <w:p>
+            <w:r>
+              <w:rPr>
+                <w:rFonts w:ascii="Malgun Gothic" w:hAnsi="Malgun Gothic"/>
+                <w:b w:val="0"/>
+                <w:sz w:val="17"/>
+              </w:rPr>
+              <w:t>0.919</w:t>
+            </w:r>
+          </w:p>
+        </w:tc>
+        <w:tc>
+          <w:tcPr>
+            <w:tcW w:type="dxa" w:w="1872"/>
+          </w:tcPr>
+          <w:p>
+            <w:r>
+              <w:rPr>
+                <w:rFonts w:ascii="Malgun Gothic" w:hAnsi="Malgun Gothic"/>
+                <w:b w:val="0"/>
+                <w:sz w:val="17"/>
+              </w:rPr>
+              <w:t>+0.104</w:t>
+            </w:r>
+          </w:p>
+        </w:tc>
+      </w:tr>
+      <w:tr>
+        <w:tc>
+          <w:tcPr>
+            <w:tcW w:type="dxa" w:w="1872"/>
+          </w:tcPr>
+          <w:p>
+            <w:r>
+              <w:rPr>
+                <w:rFonts w:ascii="Malgun Gothic" w:hAnsi="Malgun Gothic"/>
+                <w:b w:val="0"/>
+                <w:sz w:val="17"/>
+              </w:rPr>
+              <w:t>5</w:t>
+            </w:r>
+          </w:p>
+        </w:tc>
+        <w:tc>
+          <w:tcPr>
+            <w:tcW w:type="dxa" w:w="1872"/>
+          </w:tcPr>
+          <w:p>
+            <w:r>
+              <w:rPr>
+                <w:rFonts w:ascii="Malgun Gothic" w:hAnsi="Malgun Gothic"/>
+                <w:b w:val="0"/>
+                <w:sz w:val="17"/>
+              </w:rPr>
+              <w:t>41</w:t>
+            </w:r>
+          </w:p>
+        </w:tc>
+        <w:tc>
+          <w:tcPr>
+            <w:tcW w:type="dxa" w:w="1872"/>
+          </w:tcPr>
+          <w:p>
+            <w:r>
+              <w:rPr>
+                <w:rFonts w:ascii="Malgun Gothic" w:hAnsi="Malgun Gothic"/>
+                <w:b w:val="0"/>
+                <w:sz w:val="17"/>
+              </w:rPr>
+              <w:t>0.859</w:t>
+            </w:r>
+          </w:p>
+        </w:tc>
+        <w:tc>
+          <w:tcPr>
+            <w:tcW w:type="dxa" w:w="1872"/>
+          </w:tcPr>
+          <w:p>
+            <w:r>
+              <w:rPr>
+                <w:rFonts w:ascii="Malgun Gothic" w:hAnsi="Malgun Gothic"/>
+                <w:b w:val="0"/>
+                <w:sz w:val="17"/>
+              </w:rPr>
+              <w:t>0.950</w:t>
+            </w:r>
+          </w:p>
+        </w:tc>
+        <w:tc>
+          <w:tcPr>
+            <w:tcW w:type="dxa" w:w="1872"/>
+          </w:tcPr>
+          <w:p>
+            <w:r>
+              <w:rPr>
+                <w:rFonts w:ascii="Malgun Gothic" w:hAnsi="Malgun Gothic"/>
+                <w:b w:val="0"/>
+                <w:sz w:val="17"/>
+              </w:rPr>
+              <w:t>+0.092</w:t>
+            </w:r>
+          </w:p>
+        </w:tc>
+      </w:tr>
+      <w:tr>
+        <w:tc>
+          <w:tcPr>
+            <w:tcW w:type="dxa" w:w="1872"/>
+          </w:tcPr>
+          <w:p>
+            <w:r>
+              <w:rPr>
+                <w:rFonts w:ascii="Malgun Gothic" w:hAnsi="Malgun Gothic"/>
+                <w:b w:val="0"/>
+                <w:sz w:val="17"/>
+              </w:rPr>
+              <w:t>6</w:t>
+            </w:r>
+          </w:p>
+        </w:tc>
+        <w:tc>
+          <w:tcPr>
+            <w:tcW w:type="dxa" w:w="1872"/>
+          </w:tcPr>
+          <w:p>
+            <w:r>
+              <w:rPr>
+                <w:rFonts w:ascii="Malgun Gothic" w:hAnsi="Malgun Gothic"/>
+                <w:b w:val="0"/>
+                <w:sz w:val="17"/>
+              </w:rPr>
+              <w:t>41</w:t>
+            </w:r>
+          </w:p>
+        </w:tc>
+        <w:tc>
+          <w:tcPr>
+            <w:tcW w:type="dxa" w:w="1872"/>
+          </w:tcPr>
+          <w:p>
+            <w:r>
+              <w:rPr>
+                <w:rFonts w:ascii="Malgun Gothic" w:hAnsi="Malgun Gothic"/>
+                <w:b w:val="0"/>
+                <w:sz w:val="17"/>
+              </w:rPr>
+              <w:t>0.891</w:t>
+            </w:r>
+          </w:p>
+        </w:tc>
+        <w:tc>
+          <w:tcPr>
+            <w:tcW w:type="dxa" w:w="1872"/>
+          </w:tcPr>
+          <w:p>
+            <w:r>
+              <w:rPr>
+                <w:rFonts w:ascii="Malgun Gothic" w:hAnsi="Malgun Gothic"/>
+                <w:b w:val="0"/>
+                <w:sz w:val="17"/>
+              </w:rPr>
+              <w:t>0.957</w:t>
+            </w:r>
+          </w:p>
+        </w:tc>
+        <w:tc>
+          <w:tcPr>
+            <w:tcW w:type="dxa" w:w="1872"/>
+          </w:tcPr>
+          <w:p>
+            <w:r>
+              <w:rPr>
+                <w:rFonts w:ascii="Malgun Gothic" w:hAnsi="Malgun Gothic"/>
+                <w:b w:val="0"/>
+                <w:sz w:val="17"/>
+              </w:rPr>
+              <w:t>+0.066</w:t>
+            </w:r>
+          </w:p>
+        </w:tc>
+      </w:tr>
+      <w:tr>
+        <w:tc>
+          <w:tcPr>
+            <w:tcW w:type="dxa" w:w="1872"/>
+          </w:tcPr>
+          <w:p>
+            <w:r>
+              <w:rPr>
+                <w:rFonts w:ascii="Malgun Gothic" w:hAnsi="Malgun Gothic"/>
+                <w:b w:val="0"/>
+                <w:sz w:val="17"/>
+              </w:rPr>
+              <w:t>7</w:t>
+            </w:r>
+          </w:p>
+        </w:tc>
+        <w:tc>
+          <w:tcPr>
+            <w:tcW w:type="dxa" w:w="1872"/>
+          </w:tcPr>
+          <w:p>
+            <w:r>
+              <w:rPr>
+                <w:rFonts w:ascii="Malgun Gothic" w:hAnsi="Malgun Gothic"/>
+                <w:b w:val="0"/>
+                <w:sz w:val="17"/>
+              </w:rPr>
+              <w:t>41</w:t>
+            </w:r>
+          </w:p>
+        </w:tc>
+        <w:tc>
+          <w:tcPr>
+            <w:tcW w:type="dxa" w:w="1872"/>
+          </w:tcPr>
+          <w:p>
+            <w:r>
+              <w:rPr>
+                <w:rFonts w:ascii="Malgun Gothic" w:hAnsi="Malgun Gothic"/>
+                <w:b w:val="0"/>
+                <w:sz w:val="17"/>
+              </w:rPr>
+              <w:t>0.914</w:t>
+            </w:r>
+          </w:p>
+        </w:tc>
+        <w:tc>
+          <w:tcPr>
+            <w:tcW w:type="dxa" w:w="1872"/>
+          </w:tcPr>
+          <w:p>
+            <w:r>
+              <w:rPr>
+                <w:rFonts w:ascii="Malgun Gothic" w:hAnsi="Malgun Gothic"/>
+                <w:b w:val="0"/>
+                <w:sz w:val="17"/>
+              </w:rPr>
+              <w:t>0.971</w:t>
+            </w:r>
+          </w:p>
+        </w:tc>
+        <w:tc>
+          <w:tcPr>
+            <w:tcW w:type="dxa" w:w="1872"/>
+          </w:tcPr>
+          <w:p>
+            <w:r>
+              <w:rPr>
+                <w:rFonts w:ascii="Malgun Gothic" w:hAnsi="Malgun Gothic"/>
+                <w:b w:val="0"/>
+                <w:sz w:val="17"/>
+              </w:rPr>
+              <w:t>+0.056</w:t>
+            </w:r>
+          </w:p>
+        </w:tc>
+      </w:tr>
+      <w:tr>
+        <w:tc>
+          <w:tcPr>
+            <w:tcW w:type="dxa" w:w="1872"/>
+          </w:tcPr>
+          <w:p>
+            <w:r>
+              <w:rPr>
+                <w:rFonts w:ascii="Malgun Gothic" w:hAnsi="Malgun Gothic"/>
+                <w:b w:val="0"/>
+                <w:sz w:val="17"/>
+              </w:rPr>
+              <w:t>8</w:t>
+            </w:r>
+          </w:p>
+        </w:tc>
+        <w:tc>
+          <w:tcPr>
+            <w:tcW w:type="dxa" w:w="1872"/>
+          </w:tcPr>
+          <w:p>
+            <w:r>
+              <w:rPr>
+                <w:rFonts w:ascii="Malgun Gothic" w:hAnsi="Malgun Gothic"/>
+                <w:b w:val="0"/>
+                <w:sz w:val="17"/>
+              </w:rPr>
+              <w:t>41</w:t>
+            </w:r>
+          </w:p>
+        </w:tc>
+        <w:tc>
+          <w:tcPr>
+            <w:tcW w:type="dxa" w:w="1872"/>
+          </w:tcPr>
+          <w:p>
+            <w:r>
+              <w:rPr>
+                <w:rFonts w:ascii="Malgun Gothic" w:hAnsi="Malgun Gothic"/>
+                <w:b w:val="0"/>
+                <w:sz w:val="17"/>
+              </w:rPr>
+              <w:t>0.930</w:t>
+            </w:r>
+          </w:p>
+        </w:tc>
+        <w:tc>
+          <w:tcPr>
+            <w:tcW w:type="dxa" w:w="1872"/>
+          </w:tcPr>
+          <w:p>
+            <w:r>
+              <w:rPr>
+                <w:rFonts w:ascii="Malgun Gothic" w:hAnsi="Malgun Gothic"/>
+                <w:b w:val="0"/>
+                <w:sz w:val="17"/>
+              </w:rPr>
+              <w:t>0.976</w:t>
+            </w:r>
+          </w:p>
+        </w:tc>
+        <w:tc>
+          <w:tcPr>
+            <w:tcW w:type="dxa" w:w="1872"/>
+          </w:tcPr>
+          <w:p>
+            <w:r>
+              <w:rPr>
+                <w:rFonts w:ascii="Malgun Gothic" w:hAnsi="Malgun Gothic"/>
+                <w:b w:val="0"/>
+                <w:sz w:val="17"/>
+              </w:rPr>
+              <w:t>+0.047</w:t>
+            </w:r>
+          </w:p>
+        </w:tc>
+      </w:tr>
+      <w:tr>
+        <w:tc>
+          <w:tcPr>
+            <w:tcW w:type="dxa" w:w="1872"/>
+          </w:tcPr>
+          <w:p>
+            <w:r>
+              <w:rPr>
+                <w:rFonts w:ascii="Malgun Gothic" w:hAnsi="Malgun Gothic"/>
+                <w:b w:val="0"/>
+                <w:sz w:val="17"/>
+              </w:rPr>
+              <w:t>9</w:t>
+            </w:r>
+          </w:p>
+        </w:tc>
+        <w:tc>
+          <w:tcPr>
+            <w:tcW w:type="dxa" w:w="1872"/>
+          </w:tcPr>
+          <w:p>
+            <w:r>
+              <w:rPr>
+                <w:rFonts w:ascii="Malgun Gothic" w:hAnsi="Malgun Gothic"/>
+                <w:b w:val="0"/>
+                <w:sz w:val="17"/>
+              </w:rPr>
+              <w:t>41</w:t>
+            </w:r>
+          </w:p>
+        </w:tc>
+        <w:tc>
+          <w:tcPr>
+            <w:tcW w:type="dxa" w:w="1872"/>
+          </w:tcPr>
+          <w:p>
+            <w:r>
+              <w:rPr>
+                <w:rFonts w:ascii="Malgun Gothic" w:hAnsi="Malgun Gothic"/>
+                <w:b w:val="0"/>
+                <w:sz w:val="17"/>
+              </w:rPr>
+              <w:t>0.943</w:t>
+            </w:r>
+          </w:p>
+        </w:tc>
+        <w:tc>
+          <w:tcPr>
+            <w:tcW w:type="dxa" w:w="1872"/>
+          </w:tcPr>
+          <w:p>
+            <w:r>
+              <w:rPr>
+                <w:rFonts w:ascii="Malgun Gothic" w:hAnsi="Malgun Gothic"/>
+                <w:b w:val="0"/>
+                <w:sz w:val="17"/>
+              </w:rPr>
+              <w:t>0.979</w:t>
+            </w:r>
+          </w:p>
+        </w:tc>
+        <w:tc>
+          <w:tcPr>
+            <w:tcW w:type="dxa" w:w="1872"/>
+          </w:tcPr>
+          <w:p>
+            <w:r>
+              <w:rPr>
+                <w:rFonts w:ascii="Malgun Gothic" w:hAnsi="Malgun Gothic"/>
+                <w:b w:val="0"/>
+                <w:sz w:val="17"/>
+              </w:rPr>
+              <w:t>+0.036</w:t>
+            </w:r>
+          </w:p>
+        </w:tc>
+      </w:tr>
+      <w:tr>
+        <w:tc>
+          <w:tcPr>
+            <w:tcW w:type="dxa" w:w="1872"/>
+          </w:tcPr>
+          <w:p>
+            <w:r>
+              <w:rPr>
+                <w:rFonts w:ascii="Malgun Gothic" w:hAnsi="Malgun Gothic"/>
+                <w:b w:val="0"/>
+                <w:sz w:val="17"/>
+              </w:rPr>
+              <w:t>10 (최고)</w:t>
+            </w:r>
+          </w:p>
+        </w:tc>
+        <w:tc>
+          <w:tcPr>
+            <w:tcW w:type="dxa" w:w="1872"/>
+          </w:tcPr>
+          <w:p>
+            <w:r>
+              <w:rPr>
+                <w:rFonts w:ascii="Malgun Gothic" w:hAnsi="Malgun Gothic"/>
+                <w:b w:val="0"/>
+                <w:sz w:val="17"/>
+              </w:rPr>
+              <w:t>48</w:t>
+            </w:r>
+          </w:p>
+        </w:tc>
+        <w:tc>
+          <w:tcPr>
+            <w:tcW w:type="dxa" w:w="1872"/>
+          </w:tcPr>
+          <w:p>
+            <w:r>
+              <w:rPr>
+                <w:rFonts w:ascii="Malgun Gothic" w:hAnsi="Malgun Gothic"/>
+                <w:b w:val="0"/>
+                <w:sz w:val="17"/>
+              </w:rPr>
+              <w:t>0.959</w:t>
+            </w:r>
+          </w:p>
+        </w:tc>
+        <w:tc>
+          <w:tcPr>
+            <w:tcW w:type="dxa" w:w="1872"/>
+          </w:tcPr>
+          <w:p>
+            <w:r>
+              <w:rPr>
+                <w:rFonts w:ascii="Malgun Gothic" w:hAnsi="Malgun Gothic"/>
+                <w:b w:val="0"/>
+                <w:sz w:val="17"/>
+              </w:rPr>
+              <w:t>0.983</w:t>
+            </w:r>
+          </w:p>
+        </w:tc>
+        <w:tc>
+          <w:tcPr>
+            <w:tcW w:type="dxa" w:w="1872"/>
+          </w:tcPr>
+          <w:p>
+            <w:r>
+              <w:rPr>
+                <w:rFonts w:ascii="Malgun Gothic" w:hAnsi="Malgun Gothic"/>
+                <w:b w:val="0"/>
+                <w:sz w:val="17"/>
+              </w:rPr>
+              <w:t>+0.024</w:t>
+            </w:r>
+          </w:p>
+        </w:tc>
+      </w:tr>
+    </w:tbl>
+    <w:p/>
     <w:p>
       <w:pPr>
         <w:spacing w:after="120"/>
